--- a/resumes/Resume_Information_Security_Compliance_Int_Sprinto__unknown_.docx
+++ b/resumes/Resume_Information_Security_Compliance_Int_Sprinto__unknown_.docx
@@ -430,7 +430,7 @@
           <w:sz w:val="19"/>
           <w:szCs w:val="19"/>
         </w:rPr>
-        <w:t>Triaged 50+ weekly inventory reimbursement cases by severity and policy eligibility, following structured case triage and escalation workflows, resulting in timely decision-making.</w:t>
+        <w:t>Triaged 50+ weekly inventory reimbursement cases by severity and policy eligibility, following structured case triage and escalation workflows, resulting in timely and accurate case resolution.</w:t>
       </w:r>
     </w:p>
     <w:p>
@@ -449,7 +449,7 @@
           <w:sz w:val="19"/>
           <w:szCs w:val="19"/>
         </w:rPr>
-        <w:t>Investigated seller claims, identified policy violations and anomalous patterns, and escalated findings to senior reviewers, ensuring audit-ready case documentation.</w:t>
+        <w:t>Investigated seller claims, identified policy violations and anomalous patterns, and escalated findings to senior reviewers, ensuring compliance with established policies.</w:t>
       </w:r>
     </w:p>
     <w:p>
@@ -468,7 +468,7 @@
           <w:sz w:val="19"/>
           <w:szCs w:val="19"/>
         </w:rPr>
-        <w:t>Analyzed 200+ weekly cases to spot recurring fraud patterns, flagging them early to reduce repeat-issue investigation time before escalation, with a significant impact on efficiency.</w:t>
+        <w:t>Analyzed 200+ weekly cases to detect recurring fraud patterns, reducing repeat-issue investigation time before escalation and minimizing potential losses.</w:t>
       </w:r>
     </w:p>
     <w:p>
@@ -487,7 +487,7 @@
           <w:sz w:val="19"/>
           <w:szCs w:val="19"/>
         </w:rPr>
-        <w:t>Documented investigation findings, decisions, evidence notes, and corrective actions in audit-ready case notes, maintaining compliance tracking and decision trails.</w:t>
+        <w:t>Documented audit-ready case notes, recording investigation findings, decisions, evidence, and corrective actions, maintaining a clear and transparent decision trail.</w:t>
       </w:r>
     </w:p>
     <w:p>
@@ -607,7 +607,7 @@
           <w:sz w:val="19"/>
           <w:szCs w:val="19"/>
         </w:rPr>
-        <w:t>Developed typosquatting detector using Python, VirusTotal API, AbuseIPDB, and WHOIS for brand-impersonation analysis and live DNS resolution.</w:t>
+        <w:t>Developed typosquatting detector using Python, AbuseIPDB, and WHOIS to generate domain variants and check live DNS resolution for brand-impersonation analysis.</w:t>
       </w:r>
     </w:p>
     <w:p>
@@ -626,7 +626,7 @@
           <w:sz w:val="19"/>
           <w:szCs w:val="19"/>
         </w:rPr>
-        <w:t>Deployed Telegram bot interface for live IOC enrichment using Python, theHarvester, and Telegram bot for threat intelligence and incident response workflows.</w:t>
+        <w:t>Deployed Telegram bot interface using Python, enabling analysts to submit URLs for IOC enrichment, supporting bulk CSV input/output for incident response and OSINT enrichment via theHarvester.</w:t>
       </w:r>
     </w:p>
     <w:p>
@@ -697,7 +697,7 @@
           <w:sz w:val="19"/>
           <w:szCs w:val="19"/>
         </w:rPr>
-        <w:t>Developed automated vulnerability assessment pipeline integrating Nessus and OpenVAS REST APIs in Python, generating CVE reports with CVSS severity and EPSS context from FIRST.org API.</w:t>
+        <w:t>Developed automated vulnerability assessment pipeline using Python, integrating Nessus and OpenVAS REST APIs, and generating CVE reports with CVSS severity and EPSS context from FIRST.org API.</w:t>
       </w:r>
     </w:p>
     <w:p>
@@ -716,7 +716,7 @@
           <w:sz w:val="19"/>
           <w:szCs w:val="19"/>
         </w:rPr>
-        <w:t>Developed OWASP Top 10 automated web checker using Python to detect injection, auth, and SSRF vulnerabilities, documenting SQL injection remediation.</w:t>
+        <w:t>Developed OWASP Top 10 automated web checker using Python, detecting injection, auth, and SSRF vulnerabilities, and documenting SQL injection remediation.</w:t>
       </w:r>
     </w:p>
     <w:p>
@@ -735,7 +735,7 @@
           <w:sz w:val="19"/>
           <w:szCs w:val="19"/>
         </w:rPr>
-        <w:t>Automated scan scheduling via Bash and cron, built delta-scan logic to flag new CVEs, and tracked patch compliance using Python, Nessus, and OpenVAS.</w:t>
+        <w:t>Automated scan scheduling using Bash and cron, and built delta-scan logic to flag newly discovered CVEs and organize patch compliance (remediation tracking) tracking evidence using Nessus and OpenVAS.</w:t>
       </w:r>
     </w:p>
     <w:p>
